--- a/doctorado/04-docx/Guia-actualizar-ORCID.docx
+++ b/doctorado/04-docx/Guia-actualizar-ORCID.docx
@@ -583,13 +583,13 @@
       </w:r>
       <w:r>
         <w:rPr>
-          <w:rFonts w:ascii="Inter" w:hAnsi="Inter" w:cs="Inter"/>
-          <w:b/>
+          <w:rFonts w:ascii="Consolas" w:hAnsi="Consolas" w:cs="Consolas"/>
+          <w:b w:val="0"/>
           <w:i w:val="0"/>
-          <w:color w:val="1C1E2E"/>
-          <w:sz w:val="22"/>
+          <w:color w:val="5B5F77"/>
+          <w:sz w:val="21"/>
         </w:rPr>
-        <w:t>`Also known as`</w:t>
+        <w:t>Also known as</w:t>
       </w:r>
       <w:r>
         <w:rPr>
@@ -603,13 +603,13 @@
       </w:r>
       <w:r>
         <w:rPr>
-          <w:rFonts w:ascii="Inter" w:hAnsi="Inter" w:cs="Inter"/>
-          <w:b/>
+          <w:rFonts w:ascii="Consolas" w:hAnsi="Consolas" w:cs="Consolas"/>
+          <w:b w:val="0"/>
           <w:i w:val="0"/>
-          <w:color w:val="1C1E2E"/>
-          <w:sz w:val="22"/>
+          <w:color w:val="5B5F77"/>
+          <w:sz w:val="21"/>
         </w:rPr>
-        <w:t>`Ana Zoraimy Eslava de Morales`</w:t>
+        <w:t>Ana Zoraimy Eslava de Morales</w:t>
       </w:r>
     </w:p>
     <w:p>
@@ -662,13 +662,13 @@
       </w:r>
       <w:r>
         <w:rPr>
-          <w:rFonts w:ascii="Inter" w:hAnsi="Inter" w:cs="Inter"/>
-          <w:b/>
+          <w:rFonts w:ascii="Consolas" w:hAnsi="Consolas" w:cs="Consolas"/>
+          <w:b w:val="0"/>
           <w:i w:val="0"/>
-          <w:color w:val="1C1E2E"/>
-          <w:sz w:val="22"/>
+          <w:color w:val="5B5F77"/>
+          <w:sz w:val="21"/>
         </w:rPr>
-        <w:t>`Ana Zoraimy Eslava-Graterol`</w:t>
+        <w:t>Ana Zoraimy Eslava-Graterol</w:t>
       </w:r>
       <w:r>
         <w:rPr>
@@ -3746,26 +3746,6 @@
         <w:rPr>
           <w:rFonts w:ascii="Inter" w:hAnsi="Inter" w:cs="Inter"/>
           <w:b/>
-          <w:i w:val="0"/>
-          <w:color w:val="1C1E2E"/>
-          <w:sz w:val="22"/>
-        </w:rPr>
-        <w:t>*Distinctions</w:t>
-      </w:r>
-      <w:r>
-        <w:rPr>
-          <w:rFonts w:ascii="Inter" w:hAnsi="Inter" w:cs="Inter"/>
-          <w:b w:val="0"/>
-          <w:i/>
-          <w:color w:val="1C1E2E"/>
-          <w:sz w:val="22"/>
-        </w:rPr>
-        <w:t xml:space="preserve">. Tus premios van en </w:t>
-      </w:r>
-      <w:r>
-        <w:rPr>
-          <w:rFonts w:ascii="Inter" w:hAnsi="Inter" w:cs="Inter"/>
-          <w:b w:val="0"/>
           <w:i/>
           <w:color w:val="1C1E2E"/>
           <w:sz w:val="22"/>
@@ -3780,7 +3760,27 @@
           <w:color w:val="1C1E2E"/>
           <w:sz w:val="22"/>
         </w:rPr>
-        <w:t>*, una entrada por cada uno. Es el apartado que hoy está a cero y el que más te diferencia.</w:t>
+        <w:t xml:space="preserve">. Tus premios van en </w:t>
+      </w:r>
+      <w:r>
+        <w:rPr>
+          <w:rFonts w:ascii="Inter" w:hAnsi="Inter" w:cs="Inter"/>
+          <w:b/>
+          <w:i w:val="0"/>
+          <w:color w:val="1C1E2E"/>
+          <w:sz w:val="22"/>
+        </w:rPr>
+        <w:t>Distinctions</w:t>
+      </w:r>
+      <w:r>
+        <w:rPr>
+          <w:rFonts w:ascii="Inter" w:hAnsi="Inter" w:cs="Inter"/>
+          <w:b w:val="0"/>
+          <w:i w:val="0"/>
+          <w:color w:val="1C1E2E"/>
+          <w:sz w:val="22"/>
+        </w:rPr>
+        <w:t>, una entrada por cada uno. Es el apartado que hoy está a cero y el que más te diferencia.</w:t>
       </w:r>
     </w:p>
     <w:tbl>
@@ -4582,13 +4582,13 @@
       </w:r>
       <w:r>
         <w:rPr>
-          <w:rFonts w:ascii="Inter" w:hAnsi="Inter" w:cs="Inter"/>
-          <w:b/>
+          <w:rFonts w:ascii="Consolas" w:hAnsi="Consolas" w:cs="Consolas"/>
+          <w:b w:val="0"/>
           <w:i w:val="0"/>
-          <w:color w:val="1C1E2E"/>
-          <w:sz w:val="22"/>
+          <w:color w:val="5B5F77"/>
+          <w:sz w:val="21"/>
         </w:rPr>
-        <w:t>`Award`</w:t>
+        <w:t>Award</w:t>
       </w:r>
       <w:r>
         <w:rPr>
@@ -4602,13 +4602,13 @@
       </w:r>
       <w:r>
         <w:rPr>
-          <w:rFonts w:ascii="Inter" w:hAnsi="Inter" w:cs="Inter"/>
-          <w:b/>
+          <w:rFonts w:ascii="Consolas" w:hAnsi="Consolas" w:cs="Consolas"/>
+          <w:b w:val="0"/>
           <w:i w:val="0"/>
-          <w:color w:val="1C1E2E"/>
-          <w:sz w:val="22"/>
+          <w:color w:val="5B5F77"/>
+          <w:sz w:val="21"/>
         </w:rPr>
-        <w:t>`Salary award`</w:t>
+        <w:t>Salary award</w:t>
       </w:r>
       <w:r>
         <w:rPr>
@@ -7514,13 +7514,13 @@
       </w:r>
       <w:r>
         <w:rPr>
-          <w:rFonts w:ascii="Inter" w:hAnsi="Inter" w:cs="Inter"/>
-          <w:b/>
+          <w:rFonts w:ascii="Consolas" w:hAnsi="Consolas" w:cs="Consolas"/>
+          <w:b w:val="0"/>
           <w:i w:val="0"/>
-          <w:color w:val="1C1E2E"/>
-          <w:sz w:val="22"/>
+          <w:color w:val="5B5F77"/>
+          <w:sz w:val="21"/>
         </w:rPr>
-        <w:t>`Everyone`</w:t>
+        <w:t>Everyone</w:t>
       </w:r>
       <w:r>
         <w:rPr>
